--- a/docs/tai_lieu_ky_thuat_he_thong.docx
+++ b/docs/tai_lieu_ky_thuat_he_thong.docx
@@ -402,6 +402,92 @@
           </w:p>
         </w:tc>
       </w:tr>
+      <w:tr>
+        <w:trPr>
+          <w:cnfStyle w:val="000000100000" w:firstRow="0" w:lastRow="0" w:firstColumn="0" w:lastColumn="0" w:oddVBand="0" w:evenVBand="0" w:oddHBand="1" w:evenHBand="0" w:firstRowFirstColumn="0" w:firstRowLastColumn="0" w:lastRowFirstColumn="0" w:lastRowLastColumn="0"/>
+          <w:jc w:val="center"/>
+        </w:trPr>
+        <w:tc>
+          <w:tcPr>
+            <w:cnfStyle w:val="001000000000" w:firstRow="0" w:lastRow="0" w:firstColumn="1" w:lastColumn="0" w:oddVBand="0" w:evenVBand="0" w:oddHBand="0" w:evenHBand="0" w:firstRowFirstColumn="0" w:firstRowLastColumn="0" w:lastRowFirstColumn="0" w:lastRowLastColumn="0"/>
+            <w:tcW w:w="2376" w:type="dxa"/>
+          </w:tcPr>
+          <w:p>
+            <w:r>
+              <w:t>Firebase Admin SDK</w:t>
+            </w:r>
+          </w:p>
+        </w:tc>
+        <w:tc>
+          <w:tcPr>
+            <w:tcW w:w="2110" w:type="dxa"/>
+          </w:tcPr>
+          <w:p>
+            <w:pPr>
+              <w:cnfStyle w:val="000000100000" w:firstRow="0" w:lastRow="0" w:firstColumn="0" w:lastColumn="0" w:oddVBand="0" w:evenVBand="0" w:oddHBand="1" w:evenHBand="0" w:firstRowFirstColumn="0" w:firstRowLastColumn="0" w:lastRowFirstColumn="0" w:lastRowLastColumn="0"/>
+            </w:pPr>
+            <w:r>
+              <w:t>7.4.0</w:t>
+            </w:r>
+          </w:p>
+        </w:tc>
+        <w:tc>
+          <w:tcPr>
+            <w:tcW w:w="4370" w:type="dxa"/>
+          </w:tcPr>
+          <w:p>
+            <w:pPr>
+              <w:cnfStyle w:val="000000100000" w:firstRow="0" w:lastRow="0" w:firstColumn="0" w:lastColumn="0" w:oddVBand="0" w:evenVBand="0" w:oddHBand="1" w:evenHBand="0" w:firstRowFirstColumn="0" w:firstRowLastColumn="0" w:lastRowFirstColumn="0" w:lastRowLastColumn="0"/>
+            </w:pPr>
+            <w:r>
+              <w:t>Kết nối ứng dụng với Firebase Firestore (CSDL Cloud thời gian thực) và Firebase Auth (Xác thực quản trị viên).</w:t>
+            </w:r>
+          </w:p>
+        </w:tc>
+      </w:tr>
+      <w:tr>
+        <w:trPr>
+          <w:cnfStyle w:val="000000010000" w:firstRow="0" w:lastRow="0" w:firstColumn="0" w:lastColumn="0" w:oddVBand="0" w:evenVBand="0" w:oddHBand="0" w:evenHBand="1" w:firstRowFirstColumn="0" w:firstRowLastColumn="0" w:lastRowFirstColumn="0" w:lastRowLastColumn="0"/>
+          <w:jc w:val="center"/>
+        </w:trPr>
+        <w:tc>
+          <w:tcPr>
+            <w:cnfStyle w:val="001000000000" w:firstRow="0" w:lastRow="0" w:firstColumn="1" w:lastColumn="0" w:oddVBand="0" w:evenVBand="0" w:oddHBand="0" w:evenHBand="0" w:firstRowFirstColumn="0" w:firstRowLastColumn="0" w:lastRowFirstColumn="0" w:lastRowLastColumn="0"/>
+            <w:tcW w:w="2376" w:type="dxa"/>
+          </w:tcPr>
+          <w:p>
+            <w:r>
+              <w:t>Requests</w:t>
+            </w:r>
+          </w:p>
+        </w:tc>
+        <w:tc>
+          <w:tcPr>
+            <w:tcW w:w="2110" w:type="dxa"/>
+          </w:tcPr>
+          <w:p>
+            <w:pPr>
+              <w:cnfStyle w:val="000000010000" w:firstRow="0" w:lastRow="0" w:firstColumn="0" w:lastColumn="0" w:oddVBand="0" w:evenVBand="0" w:oddHBand="0" w:evenHBand="1" w:firstRowFirstColumn="0" w:firstRowLastColumn="0" w:lastRowFirstColumn="0" w:lastRowLastColumn="0"/>
+            </w:pPr>
+            <w:r>
+              <w:t>2.32+</w:t>
+            </w:r>
+          </w:p>
+        </w:tc>
+        <w:tc>
+          <w:tcPr>
+            <w:tcW w:w="4370" w:type="dxa"/>
+          </w:tcPr>
+          <w:p>
+            <w:pPr>
+              <w:cnfStyle w:val="000000010000" w:firstRow="0" w:lastRow="0" w:firstColumn="0" w:lastColumn="0" w:oddVBand="0" w:evenVBand="0" w:oddHBand="0" w:evenHBand="1" w:firstRowFirstColumn="0" w:firstRowLastColumn="0" w:lastRowFirstColumn="0" w:lastRowLastColumn="0"/>
+            </w:pPr>
+            <w:r>
+              <w:t>Thư viện HTTP dùng để gọi Firebase Auth REST API cho việc xác thực đăng nhập Email/Password của Admin.</w:t>
+            </w:r>
+          </w:p>
+        </w:tc>
+      </w:tr>
     </w:tbl>
     <w:p>
       <w:pPr>
@@ -710,7 +796,15 @@
                 <w:rFonts w:cs="Times New Roman"/>
                 <w:szCs w:val="26"/>
               </w:rPr>
-              <w:t>Thư viện Machine Learning cốt lõi, cung cấp các thuật toán phân lớp (RF, DT, SVM), tiền xử lý dữ liệu (StandardScaler, OneHotEncoder), tối ưu siêu tham số (GridSearchCV) và đánh giá mô hình.</w:t>
+              <w:t xml:space="preserve">Thư viện Machine Learning cốt lõi, cung cấp các thuật toán phân </w:t>
+            </w:r>
+            <w:r>
+              <w:rPr>
+                <w:rFonts w:cs="Times New Roman"/>
+                <w:szCs w:val="26"/>
+              </w:rPr>
+              <w:lastRenderedPageBreak/>
+              <w:t>lớp (RF, DT, SVM), tiền xử lý dữ liệu (StandardScaler, OneHotEncoder), tối ưu siêu tham số (GridSearchCV) và đánh giá mô hình.</w:t>
             </w:r>
           </w:p>
         </w:tc>
@@ -1062,11 +1156,7 @@
         </w:rPr>
       </w:pPr>
       <w:r>
-        <w:rPr>
-          <w:rFonts w:cs="Times New Roman"/>
-          <w:szCs w:val="26"/>
-        </w:rPr>
-        <w:t>• Xác thực Admin qua URL ẩn: Người quản trị truy cập trang đăng nhập bằng tham số URL bí mật (?admin=true), hoàn toàn vô hình với người dùng cuối.</w:t>
+        <w:t>• Xác thực Admin qua Firebase Authentication: Người quản trị đăng nhập bằng Email/Password thông qua hệ thống Firebase Auth chính thức của Google. Mã xác thực được gửi qua REST API tới máy chủ Firebase để đảm bảo tính bảo mật tuyệt đối, thay thế hoàn toàn phương pháp so sánh mã băm cục bộ trước đây.</w:t>
       </w:r>
     </w:p>
     <w:p>
@@ -1077,11 +1167,7 @@
         </w:rPr>
       </w:pPr>
       <w:r>
-        <w:rPr>
-          <w:rFonts w:cs="Times New Roman"/>
-          <w:szCs w:val="26"/>
-        </w:rPr>
-        <w:t>• Mã hóa Mật khẩu SHA-256: Mật khẩu Admin được lưu trữ dưới dạng mã băm một chiều (SHA-256 Hash) trong file .streamlit/secrets.toml, đảm bảo không thể bị đọc ngược ngay cả khi mã nguồn bị lộ.</w:t>
+        <w:t>• Lưu trữ thông tin nhạy cảm qua Streamlit Secrets: Toàn bộ mã khóa Firebase (API Key, Service Account Private Key) được bảo quản trong file .streamlit/secrets.toml — một cơ chế bảo mật tiêu chuẩn của Streamlit, được Git Ignored để không bị lộ khi đẩy mã nguồn lên GitHub.</w:t>
       </w:r>
     </w:p>
     <w:p>
@@ -1092,11 +1178,11 @@
         </w:rPr>
       </w:pPr>
       <w:r>
-        <w:rPr>
-          <w:rFonts w:cs="Times New Roman"/>
-          <w:szCs w:val="26"/>
-        </w:rPr>
-        <w:t>• Dashboard Quản trị tách biệt: Toàn bộ chức năng quản lý (CRUD câu hỏi MBTI, Upload hình ảnh, Thống kê lượt sử dụng, XAI) được gói gọn trong một module riêng biệt, không ảnh hưởng đến trải nghiệm người dùng.</w:t>
+        <w:t xml:space="preserve">• Dashboard Quản trị tách biệt: Toàn bộ chức năng quản lý (CRUD câu hỏi MBTI, Upload hình ảnh, Thống kê lượt sử dụng, XAI) được gói gọn trong module riêng </w:t>
+      </w:r>
+      <w:r>
+        <w:lastRenderedPageBreak/>
+        <w:t>biệt. Mọi thay đổi trên Dashboard sẽ được đồng bộ ngay lập tức lên Firebase Firestore và tự động cập nhật cho người dùng cuối thông qua cơ chế Cache TTL.</w:t>
       </w:r>
     </w:p>
     <w:p>
@@ -2482,15 +2568,15 @@
     <w:tbl>
       <w:tblPr>
         <w:tblStyle w:val="LightGrid-Accent1"/>
-        <w:tblW w:w="0" w:type="auto"/>
+        <w:tblW w:w="9464" w:type="dxa"/>
         <w:jc w:val="center"/>
         <w:tblLook w:val="04A0" w:firstRow="1" w:lastRow="0" w:firstColumn="1" w:lastColumn="0" w:noHBand="0" w:noVBand="1"/>
       </w:tblPr>
       <w:tblGrid>
-        <w:gridCol w:w="703"/>
-        <w:gridCol w:w="2035"/>
-        <w:gridCol w:w="1219"/>
-        <w:gridCol w:w="4899"/>
+        <w:gridCol w:w="708"/>
+        <w:gridCol w:w="2050"/>
+        <w:gridCol w:w="1227"/>
+        <w:gridCol w:w="5479"/>
       </w:tblGrid>
       <w:tr>
         <w:trPr>
@@ -2500,7 +2586,7 @@
         <w:tc>
           <w:tcPr>
             <w:cnfStyle w:val="001000000000" w:firstRow="0" w:lastRow="0" w:firstColumn="1" w:lastColumn="0" w:oddVBand="0" w:evenVBand="0" w:oddHBand="0" w:evenHBand="0" w:firstRowFirstColumn="0" w:firstRowLastColumn="0" w:lastRowFirstColumn="0" w:lastRowLastColumn="0"/>
-            <w:tcW w:w="2160" w:type="dxa"/>
+            <w:tcW w:w="703" w:type="dxa"/>
           </w:tcPr>
           <w:p>
             <w:pPr>
@@ -2520,7 +2606,7 @@
         </w:tc>
         <w:tc>
           <w:tcPr>
-            <w:tcW w:w="2160" w:type="dxa"/>
+            <w:tcW w:w="2035" w:type="dxa"/>
           </w:tcPr>
           <w:p>
             <w:pPr>
@@ -2541,7 +2627,7 @@
         </w:tc>
         <w:tc>
           <w:tcPr>
-            <w:tcW w:w="2160" w:type="dxa"/>
+            <w:tcW w:w="1219" w:type="dxa"/>
           </w:tcPr>
           <w:p>
             <w:pPr>
@@ -2562,7 +2648,7 @@
         </w:tc>
         <w:tc>
           <w:tcPr>
-            <w:tcW w:w="2160" w:type="dxa"/>
+            <w:tcW w:w="5507" w:type="dxa"/>
           </w:tcPr>
           <w:p>
             <w:pPr>
@@ -2590,7 +2676,7 @@
         <w:tc>
           <w:tcPr>
             <w:cnfStyle w:val="001000000000" w:firstRow="0" w:lastRow="0" w:firstColumn="1" w:lastColumn="0" w:oddVBand="0" w:evenVBand="0" w:oddHBand="0" w:evenHBand="0" w:firstRowFirstColumn="0" w:firstRowLastColumn="0" w:lastRowFirstColumn="0" w:lastRowLastColumn="0"/>
-            <w:tcW w:w="2160" w:type="dxa"/>
+            <w:tcW w:w="703" w:type="dxa"/>
           </w:tcPr>
           <w:p>
             <w:pPr>
@@ -2610,7 +2696,7 @@
         </w:tc>
         <w:tc>
           <w:tcPr>
-            <w:tcW w:w="2160" w:type="dxa"/>
+            <w:tcW w:w="2035" w:type="dxa"/>
           </w:tcPr>
           <w:p>
             <w:pPr>
@@ -2631,7 +2717,7 @@
         </w:tc>
         <w:tc>
           <w:tcPr>
-            <w:tcW w:w="2160" w:type="dxa"/>
+            <w:tcW w:w="1219" w:type="dxa"/>
           </w:tcPr>
           <w:p>
             <w:pPr>
@@ -2652,7 +2738,7 @@
         </w:tc>
         <w:tc>
           <w:tcPr>
-            <w:tcW w:w="2160" w:type="dxa"/>
+            <w:tcW w:w="5507" w:type="dxa"/>
           </w:tcPr>
           <w:p>
             <w:pPr>
@@ -2680,7 +2766,7 @@
         <w:tc>
           <w:tcPr>
             <w:cnfStyle w:val="001000000000" w:firstRow="0" w:lastRow="0" w:firstColumn="1" w:lastColumn="0" w:oddVBand="0" w:evenVBand="0" w:oddHBand="0" w:evenHBand="0" w:firstRowFirstColumn="0" w:firstRowLastColumn="0" w:lastRowFirstColumn="0" w:lastRowLastColumn="0"/>
-            <w:tcW w:w="2160" w:type="dxa"/>
+            <w:tcW w:w="703" w:type="dxa"/>
           </w:tcPr>
           <w:p>
             <w:pPr>
@@ -2700,7 +2786,7 @@
         </w:tc>
         <w:tc>
           <w:tcPr>
-            <w:tcW w:w="2160" w:type="dxa"/>
+            <w:tcW w:w="2035" w:type="dxa"/>
           </w:tcPr>
           <w:p>
             <w:pPr>
@@ -2721,7 +2807,7 @@
         </w:tc>
         <w:tc>
           <w:tcPr>
-            <w:tcW w:w="2160" w:type="dxa"/>
+            <w:tcW w:w="1219" w:type="dxa"/>
           </w:tcPr>
           <w:p>
             <w:pPr>
@@ -2742,7 +2828,7 @@
         </w:tc>
         <w:tc>
           <w:tcPr>
-            <w:tcW w:w="2160" w:type="dxa"/>
+            <w:tcW w:w="5507" w:type="dxa"/>
           </w:tcPr>
           <w:p>
             <w:pPr>
@@ -2770,7 +2856,7 @@
         <w:tc>
           <w:tcPr>
             <w:cnfStyle w:val="001000000000" w:firstRow="0" w:lastRow="0" w:firstColumn="1" w:lastColumn="0" w:oddVBand="0" w:evenVBand="0" w:oddHBand="0" w:evenHBand="0" w:firstRowFirstColumn="0" w:firstRowLastColumn="0" w:lastRowFirstColumn="0" w:lastRowLastColumn="0"/>
-            <w:tcW w:w="2160" w:type="dxa"/>
+            <w:tcW w:w="703" w:type="dxa"/>
           </w:tcPr>
           <w:p>
             <w:pPr>
@@ -2790,7 +2876,7 @@
         </w:tc>
         <w:tc>
           <w:tcPr>
-            <w:tcW w:w="2160" w:type="dxa"/>
+            <w:tcW w:w="2035" w:type="dxa"/>
           </w:tcPr>
           <w:p>
             <w:pPr>
@@ -2811,7 +2897,7 @@
         </w:tc>
         <w:tc>
           <w:tcPr>
-            <w:tcW w:w="2160" w:type="dxa"/>
+            <w:tcW w:w="1219" w:type="dxa"/>
           </w:tcPr>
           <w:p>
             <w:pPr>
@@ -2832,7 +2918,7 @@
         </w:tc>
         <w:tc>
           <w:tcPr>
-            <w:tcW w:w="2160" w:type="dxa"/>
+            <w:tcW w:w="5507" w:type="dxa"/>
           </w:tcPr>
           <w:p>
             <w:pPr>
@@ -2934,7 +3020,6 @@
           <w:rFonts w:cs="Times New Roman"/>
           <w:szCs w:val="26"/>
         </w:rPr>
-        <w:lastRenderedPageBreak/>
         <w:t>Bước 3 — Huấn luyện mô hình (train_model.py): Chia tập dữ liệu theo tỷ lệ 80:20 (Train:Test) với Stratified Split để đảm bảo phân phối lớp đầu ra cân đối.</w:t>
       </w:r>
     </w:p>
@@ -2951,6 +3036,7 @@
           <w:rFonts w:ascii="Times New Roman" w:hAnsi="Times New Roman" w:cs="Times New Roman"/>
           <w:color w:val="auto"/>
         </w:rPr>
+        <w:lastRenderedPageBreak/>
         <w:t>4.3. Thông số bộ dữ liệu cuối cùng</w:t>
       </w:r>
     </w:p>
@@ -3889,17 +3975,9 @@
           <w:p>
             <w:pPr>
               <w:cnfStyle w:val="000000010000" w:firstRow="0" w:lastRow="0" w:firstColumn="0" w:lastColumn="0" w:oddVBand="0" w:evenVBand="0" w:oddHBand="0" w:evenHBand="1" w:firstRowFirstColumn="0" w:firstRowLastColumn="0" w:lastRowFirstColumn="0" w:lastRowLastColumn="0"/>
-              <w:rPr>
-                <w:rFonts w:cs="Times New Roman"/>
-                <w:szCs w:val="26"/>
-              </w:rPr>
             </w:pPr>
             <w:r>
-              <w:rPr>
-                <w:rFonts w:cs="Times New Roman"/>
-                <w:szCs w:val="26"/>
-              </w:rPr>
-              <w:t>Dashboard quản trị ẩn: Chọn thuật toán, CRUD câu hỏi MBTI, Upload ảnh, Thống kê lượt sử dụng.</w:t>
+              <w:t>Dashboard quản trị: Đăng nhập bằng Firebase Auth (Email/Password), CRUD câu hỏi MBTI, Upload hình ảnh, Thống kê lượt sử dụng. Mọi thay đổi đồng bộ real-time lên Firestore.</w:t>
             </w:r>
           </w:p>
         </w:tc>
@@ -4129,17 +4207,9 @@
           <w:p>
             <w:pPr>
               <w:cnfStyle w:val="000000100000" w:firstRow="0" w:lastRow="0" w:firstColumn="0" w:lastColumn="0" w:oddVBand="0" w:evenVBand="0" w:oddHBand="1" w:evenHBand="0" w:firstRowFirstColumn="0" w:firstRowLastColumn="0" w:lastRowFirstColumn="0" w:lastRowLastColumn="0"/>
-              <w:rPr>
-                <w:rFonts w:cs="Times New Roman"/>
-                <w:szCs w:val="26"/>
-              </w:rPr>
             </w:pPr>
             <w:r>
-              <w:rPr>
-                <w:rFonts w:cs="Times New Roman"/>
-                <w:szCs w:val="26"/>
-              </w:rPr>
-              <w:t>Cơ sở dữ liệu câu hỏi trắc nghiệm MBTI (quản lý qua Admin Dashboard).</w:t>
+              <w:t>Cơ sở dữ liệu câu hỏi trắc nghiệm MBTI (file fallback cục bộ). Dữ liệu chính hiện được quản lý tập trung trên Firebase Firestore, file JSON chỉ dùng để Auto-Seed khi Firestore trống.</w:t>
             </w:r>
           </w:p>
         </w:tc>
@@ -4187,7 +4257,15 @@
                 <w:rFonts w:cs="Times New Roman"/>
                 <w:szCs w:val="26"/>
               </w:rPr>
-              <w:t>Các file Pipeline mô hình đã huấn luyện: RF, DT, SVM, Preprocessor, Target Encoder.</w:t>
+              <w:t xml:space="preserve">Các file Pipeline mô hình đã huấn </w:t>
+            </w:r>
+            <w:r>
+              <w:rPr>
+                <w:rFonts w:cs="Times New Roman"/>
+                <w:szCs w:val="26"/>
+              </w:rPr>
+              <w:lastRenderedPageBreak/>
+              <w:t>luyện: RF, DT, SVM, Preprocessor, Target Encoder.</w:t>
             </w:r>
           </w:p>
         </w:tc>
@@ -4214,6 +4292,7 @@
                 <w:rFonts w:cs="Times New Roman"/>
                 <w:szCs w:val="26"/>
               </w:rPr>
+              <w:lastRenderedPageBreak/>
               <w:t>.streamlit/secrets.toml</w:t>
             </w:r>
           </w:p>
@@ -4225,17 +4304,39 @@
           <w:p>
             <w:pPr>
               <w:cnfStyle w:val="000000100000" w:firstRow="0" w:lastRow="0" w:firstColumn="0" w:lastColumn="0" w:oddVBand="0" w:evenVBand="0" w:oddHBand="1" w:evenHBand="0" w:firstRowFirstColumn="0" w:firstRowLastColumn="0" w:lastRowFirstColumn="0" w:lastRowLastColumn="0"/>
-              <w:rPr>
-                <w:rFonts w:cs="Times New Roman"/>
-                <w:szCs w:val="26"/>
-              </w:rPr>
             </w:pPr>
             <w:r>
-              <w:rPr>
-                <w:rFonts w:cs="Times New Roman"/>
-                <w:szCs w:val="26"/>
-              </w:rPr>
-              <w:t>Lưu trữ mã băm SHA-256 mật khẩu Admin (bảo mật).</w:t>
+              <w:t>Lưu trữ Firebase API Key và Service Account (Private Key, Project ID, Client Email...). Được Git Ignored để bảo mật tuyệt đối.</w:t>
+            </w:r>
+          </w:p>
+        </w:tc>
+      </w:tr>
+      <w:tr>
+        <w:trPr>
+          <w:cnfStyle w:val="000000010000" w:firstRow="0" w:lastRow="0" w:firstColumn="0" w:lastColumn="0" w:oddVBand="0" w:evenVBand="0" w:oddHBand="0" w:evenHBand="1" w:firstRowFirstColumn="0" w:firstRowLastColumn="0" w:lastRowFirstColumn="0" w:lastRowLastColumn="0"/>
+          <w:jc w:val="center"/>
+        </w:trPr>
+        <w:tc>
+          <w:tcPr>
+            <w:cnfStyle w:val="001000000000" w:firstRow="0" w:lastRow="0" w:firstColumn="1" w:lastColumn="0" w:oddVBand="0" w:evenVBand="0" w:oddHBand="0" w:evenHBand="0" w:firstRowFirstColumn="0" w:firstRowLastColumn="0" w:lastRowFirstColumn="0" w:lastRowLastColumn="0"/>
+            <w:tcW w:w="4320" w:type="dxa"/>
+          </w:tcPr>
+          <w:p>
+            <w:r>
+              <w:t>utils/firebase_client.py</w:t>
+            </w:r>
+          </w:p>
+        </w:tc>
+        <w:tc>
+          <w:tcPr>
+            <w:tcW w:w="4320" w:type="dxa"/>
+          </w:tcPr>
+          <w:p>
+            <w:pPr>
+              <w:cnfStyle w:val="000000010000" w:firstRow="0" w:lastRow="0" w:firstColumn="0" w:lastColumn="0" w:oddVBand="0" w:evenVBand="0" w:oddHBand="0" w:evenHBand="1" w:firstRowFirstColumn="0" w:firstRowLastColumn="0" w:lastRowFirstColumn="0" w:lastRowLastColumn="0"/>
+            </w:pPr>
+            <w:r>
+              <w:t>Module kết nối Firebase: Khởi tạo Firestore Client từ Service Account (st.secrets), cung cấp các hàm CRUD dữ liệu Cloud (get/set config), xác thực Admin qua Firebase Auth REST API, và ghi nhật ký sử dụng/dự đoán lên Cloud.</w:t>
             </w:r>
           </w:p>
         </w:tc>

--- a/docs/tai_lieu_ky_thuat_he_thong.docx
+++ b/docs/tai_lieu_ky_thuat_he_thong.docx
@@ -484,6 +484,102 @@
             </w:pPr>
             <w:r>
               <w:t>Thư viện HTTP dùng để gọi Firebase Auth REST API cho việc xác thực đăng nhập Email/Password của Admin.</w:t>
+            </w:r>
+          </w:p>
+        </w:tc>
+      </w:tr>
+      <w:tr>
+        <w:tc>
+          <w:tcPr>
+            <w:tcW w:type="dxa" w:w="2376"/>
+          </w:tcPr>
+          <w:p>
+            <w:r>
+              <w:t>Cloudinary SDK</w:t>
+            </w:r>
+          </w:p>
+        </w:tc>
+        <w:tc>
+          <w:tcPr>
+            <w:tcW w:type="dxa" w:w="2110"/>
+          </w:tcPr>
+          <w:p>
+            <w:r>
+              <w:t>1.44.2</w:t>
+            </w:r>
+          </w:p>
+        </w:tc>
+        <w:tc>
+          <w:tcPr>
+            <w:tcW w:type="dxa" w:w="4370"/>
+          </w:tcPr>
+          <w:p>
+            <w:r>
+              <w:t>Quản lý, tải lên và phân phối hình ảnh 3D nhóm ngành và MBTI qua Cloudinary CDN, tối ưu tốc độ tải trang.</w:t>
+            </w:r>
+          </w:p>
+        </w:tc>
+      </w:tr>
+      <w:tr>
+        <w:tc>
+          <w:tcPr>
+            <w:tcW w:type="dxa" w:w="2376"/>
+          </w:tcPr>
+          <w:p>
+            <w:r>
+              <w:t>Google GenAI SDK</w:t>
+            </w:r>
+          </w:p>
+        </w:tc>
+        <w:tc>
+          <w:tcPr>
+            <w:tcW w:type="dxa" w:w="2110"/>
+          </w:tcPr>
+          <w:p>
+            <w:r>
+              <w:t>1.73+</w:t>
+            </w:r>
+          </w:p>
+        </w:tc>
+        <w:tc>
+          <w:tcPr>
+            <w:tcW w:type="dxa" w:w="4370"/>
+          </w:tcPr>
+          <w:p>
+            <w:r>
+              <w:t>Kết nối ứng dụng với Google Gemini AI để cung cấp Trợ lý Ảo Chatbot tư vấn tuyển sinh thời gian thực.</w:t>
+            </w:r>
+          </w:p>
+        </w:tc>
+      </w:tr>
+      <w:tr>
+        <w:tc>
+          <w:tcPr>
+            <w:tcW w:type="dxa" w:w="2376"/>
+          </w:tcPr>
+          <w:p>
+            <w:r>
+              <w:t>OpenPyXL</w:t>
+            </w:r>
+          </w:p>
+        </w:tc>
+        <w:tc>
+          <w:tcPr>
+            <w:tcW w:type="dxa" w:w="2110"/>
+          </w:tcPr>
+          <w:p>
+            <w:r>
+              <w:t>3.1+</w:t>
+            </w:r>
+          </w:p>
+        </w:tc>
+        <w:tc>
+          <w:tcPr>
+            <w:tcW w:type="dxa" w:w="4370"/>
+          </w:tcPr>
+          <w:p>
+            <w:r>
+              <w:t>Hỗ trợ đọc/ghi file Excel (.xlsx) cho tính năng tải lên/xuất danh sách câu hỏi MBTI và danh sách trường THPT.</w:t>
             </w:r>
           </w:p>
         </w:tc>
@@ -3424,7 +3520,7 @@
           <w:rFonts w:cs="Times New Roman"/>
           <w:szCs w:val="26"/>
         </w:rPr>
-        <w:t>1. CNTT &amp; Kỹ thuật Máy tính</w:t>
+        <w:t>1. Công nghệ Thông tin &amp; Kỹ thuật Máy tính</w:t>
       </w:r>
     </w:p>
     <w:p>
@@ -3439,7 +3535,7 @@
           <w:rFonts w:cs="Times New Roman"/>
           <w:szCs w:val="26"/>
         </w:rPr>
-        <w:t>2. Kinh tế &amp; Quản lý</w:t>
+        <w:t>2. Du lịch &amp; Dịch vụ</w:t>
       </w:r>
     </w:p>
     <w:p>
@@ -3454,7 +3550,7 @@
           <w:rFonts w:cs="Times New Roman"/>
           <w:szCs w:val="26"/>
         </w:rPr>
-        <w:t>3. Y tế &amp; Sức khỏe</w:t>
+        <w:t>3. Kinh tế &amp; Quản lý</w:t>
       </w:r>
     </w:p>
     <w:p>
@@ -3469,7 +3565,7 @@
           <w:rFonts w:cs="Times New Roman"/>
           <w:szCs w:val="26"/>
         </w:rPr>
-        <w:t>4. Sư phạm &amp; Giáo dục</w:t>
+        <w:t>4. Kỹ thuật, Cơ khí &amp; Ô tô</w:t>
       </w:r>
     </w:p>
     <w:p>
@@ -3484,7 +3580,7 @@
           <w:rFonts w:cs="Times New Roman"/>
           <w:szCs w:val="26"/>
         </w:rPr>
-        <w:t>5. Luật &amp; Chính trị</w:t>
+        <w:t>5. Luật &amp; Xã hội</w:t>
       </w:r>
     </w:p>
     <w:p>
@@ -3499,7 +3595,7 @@
           <w:rFonts w:cs="Times New Roman"/>
           <w:szCs w:val="26"/>
         </w:rPr>
-        <w:t>6. Ngoại ngữ &amp; Ngôn ngữ</w:t>
+        <w:t>6. Nghệ thuật &amp; Thiết kế</w:t>
       </w:r>
     </w:p>
     <w:p>
@@ -3514,7 +3610,7 @@
           <w:rFonts w:cs="Times New Roman"/>
           <w:szCs w:val="26"/>
         </w:rPr>
-        <w:t>7. Nghệ thuật &amp; Thiết kế</w:t>
+        <w:t>7. Ngôn ngữ &amp; Văn hóa</w:t>
       </w:r>
     </w:p>
     <w:p>
@@ -3529,7 +3625,7 @@
           <w:rFonts w:cs="Times New Roman"/>
           <w:szCs w:val="26"/>
         </w:rPr>
-        <w:t>8. Kỹ thuật &amp; Công nghệ</w:t>
+        <w:t>8. Nông nghiệp &amp; Môi trường</w:t>
       </w:r>
     </w:p>
     <w:p>
@@ -3544,7 +3640,7 @@
           <w:rFonts w:cs="Times New Roman"/>
           <w:szCs w:val="26"/>
         </w:rPr>
-        <w:t>9. Khoa học Tự nhiên</w:t>
+        <w:t>9. Sư phạm &amp; Giáo dục</w:t>
       </w:r>
     </w:p>
     <w:p>
@@ -3559,7 +3655,7 @@
           <w:rFonts w:cs="Times New Roman"/>
           <w:szCs w:val="26"/>
         </w:rPr>
-        <w:t>10. Khoa học Xã hội &amp; Nhân văn</w:t>
+        <w:t>10. Truyền thông &amp; Báo chí</w:t>
       </w:r>
     </w:p>
     <w:p>
@@ -3574,7 +3670,7 @@
           <w:rFonts w:cs="Times New Roman"/>
           <w:szCs w:val="26"/>
         </w:rPr>
-        <w:t>11. Nông Lâm Ngư nghiệp</w:t>
+        <w:t>11. Xây dựng &amp; Quy hoạch</w:t>
       </w:r>
     </w:p>
     <w:p>
@@ -3589,7 +3685,7 @@
           <w:rFonts w:cs="Times New Roman"/>
           <w:szCs w:val="26"/>
         </w:rPr>
-        <w:t>12. Báo chí &amp; Truyền thông</w:t>
+        <w:t>12. Y tế &amp; Sức khỏe</w:t>
       </w:r>
     </w:p>
     <w:p>
@@ -3703,640 +3799,485 @@
         </w:tc>
       </w:tr>
       <w:tr>
-        <w:trPr>
-          <w:cnfStyle w:val="000000100000" w:firstRow="0" w:lastRow="0" w:firstColumn="0" w:lastColumn="0" w:oddVBand="0" w:evenVBand="0" w:oddHBand="1" w:evenHBand="0" w:firstRowFirstColumn="0" w:firstRowLastColumn="0" w:lastRowFirstColumn="0" w:lastRowLastColumn="0"/>
-          <w:jc w:val="center"/>
-        </w:trPr>
         <w:tc>
           <w:tcPr>
-            <w:cnfStyle w:val="001000000000" w:firstRow="0" w:lastRow="0" w:firstColumn="1" w:lastColumn="0" w:oddVBand="0" w:evenVBand="0" w:oddHBand="0" w:evenHBand="0" w:firstRowFirstColumn="0" w:firstRowLastColumn="0" w:lastRowFirstColumn="0" w:lastRowLastColumn="0"/>
-            <w:tcW w:w="4320" w:type="dxa"/>
+            <w:tcW w:type="dxa" w:w="4320"/>
           </w:tcPr>
           <w:p>
-            <w:pPr>
-              <w:rPr>
-                <w:rFonts w:cs="Times New Roman"/>
-                <w:szCs w:val="26"/>
-              </w:rPr>
-            </w:pPr>
-            <w:r>
-              <w:rPr>
-                <w:rFonts w:cs="Times New Roman"/>
-                <w:szCs w:val="26"/>
-              </w:rPr>
+            <w:r>
               <w:t>app.py</w:t>
             </w:r>
           </w:p>
         </w:tc>
         <w:tc>
           <w:tcPr>
-            <w:tcW w:w="4320" w:type="dxa"/>
+            <w:tcW w:type="dxa" w:w="4320"/>
           </w:tcPr>
           <w:p>
-            <w:pPr>
-              <w:cnfStyle w:val="000000100000" w:firstRow="0" w:lastRow="0" w:firstColumn="0" w:lastColumn="0" w:oddVBand="0" w:evenVBand="0" w:oddHBand="1" w:evenHBand="0" w:firstRowFirstColumn="0" w:firstRowLastColumn="0" w:lastRowFirstColumn="0" w:lastRowLastColumn="0"/>
-              <w:rPr>
-                <w:rFonts w:cs="Times New Roman"/>
-                <w:szCs w:val="26"/>
-              </w:rPr>
-            </w:pPr>
-            <w:r>
-              <w:rPr>
-                <w:rFonts w:cs="Times New Roman"/>
-                <w:szCs w:val="26"/>
-              </w:rPr>
-              <w:t>Điểm khởi chạy chính, phân luồng Admin/User qua query params, render Hero Banner và Tab navigation.</w:t>
+            <w:r>
+              <w:t>Điểm khởi chạy chính, phân luồng Admin/User qua query params, khởi tạo Pipeline ML và Chatbot.</w:t>
             </w:r>
           </w:p>
         </w:tc>
       </w:tr>
       <w:tr>
-        <w:trPr>
-          <w:cnfStyle w:val="000000010000" w:firstRow="0" w:lastRow="0" w:firstColumn="0" w:lastColumn="0" w:oddVBand="0" w:evenVBand="0" w:oddHBand="0" w:evenHBand="1" w:firstRowFirstColumn="0" w:firstRowLastColumn="0" w:lastRowFirstColumn="0" w:lastRowLastColumn="0"/>
-          <w:jc w:val="center"/>
-        </w:trPr>
         <w:tc>
           <w:tcPr>
-            <w:cnfStyle w:val="001000000000" w:firstRow="0" w:lastRow="0" w:firstColumn="1" w:lastColumn="0" w:oddVBand="0" w:evenVBand="0" w:oddHBand="0" w:evenHBand="0" w:firstRowFirstColumn="0" w:firstRowLastColumn="0" w:lastRowFirstColumn="0" w:lastRowLastColumn="0"/>
-            <w:tcW w:w="4320" w:type="dxa"/>
+            <w:tcW w:type="dxa" w:w="4320"/>
           </w:tcPr>
           <w:p>
-            <w:pPr>
-              <w:rPr>
-                <w:rFonts w:cs="Times New Roman"/>
-                <w:szCs w:val="26"/>
-              </w:rPr>
-            </w:pPr>
-            <w:r>
-              <w:rPr>
-                <w:rFonts w:cs="Times New Roman"/>
-                <w:szCs w:val="26"/>
-              </w:rPr>
+            <w:r>
               <w:t>views/components.py</w:t>
             </w:r>
           </w:p>
         </w:tc>
         <w:tc>
           <w:tcPr>
-            <w:tcW w:w="4320" w:type="dxa"/>
+            <w:tcW w:type="dxa" w:w="4320"/>
           </w:tcPr>
           <w:p>
-            <w:pPr>
-              <w:cnfStyle w:val="000000010000" w:firstRow="0" w:lastRow="0" w:firstColumn="0" w:lastColumn="0" w:oddVBand="0" w:evenVBand="0" w:oddHBand="0" w:evenHBand="1" w:firstRowFirstColumn="0" w:firstRowLastColumn="0" w:lastRowFirstColumn="0" w:lastRowLastColumn="0"/>
-              <w:rPr>
-                <w:rFonts w:cs="Times New Roman"/>
-                <w:szCs w:val="26"/>
-              </w:rPr>
-            </w:pPr>
-            <w:r>
-              <w:rPr>
-                <w:rFonts w:cs="Times New Roman"/>
-                <w:szCs w:val="26"/>
-              </w:rPr>
-              <w:t>Module CSS/HTML chung: Custom Styles, Hero Banner, Pill Tabs, Responsive Design.</w:t>
+            <w:r>
+              <w:t>Module CSS/HTML chung: Custom Styles, Hero Banner, Pill Tabs.</w:t>
             </w:r>
           </w:p>
         </w:tc>
       </w:tr>
       <w:tr>
-        <w:trPr>
-          <w:cnfStyle w:val="000000100000" w:firstRow="0" w:lastRow="0" w:firstColumn="0" w:lastColumn="0" w:oddVBand="0" w:evenVBand="0" w:oddHBand="1" w:evenHBand="0" w:firstRowFirstColumn="0" w:firstRowLastColumn="0" w:lastRowFirstColumn="0" w:lastRowLastColumn="0"/>
-          <w:jc w:val="center"/>
-        </w:trPr>
         <w:tc>
           <w:tcPr>
-            <w:cnfStyle w:val="001000000000" w:firstRow="0" w:lastRow="0" w:firstColumn="1" w:lastColumn="0" w:oddVBand="0" w:evenVBand="0" w:oddHBand="0" w:evenHBand="0" w:firstRowFirstColumn="0" w:firstRowLastColumn="0" w:lastRowFirstColumn="0" w:lastRowLastColumn="0"/>
-            <w:tcW w:w="4320" w:type="dxa"/>
+            <w:tcW w:type="dxa" w:w="4320"/>
           </w:tcPr>
           <w:p>
-            <w:pPr>
-              <w:rPr>
-                <w:rFonts w:cs="Times New Roman"/>
-                <w:szCs w:val="26"/>
-              </w:rPr>
-            </w:pPr>
-            <w:r>
-              <w:rPr>
-                <w:rFonts w:cs="Times New Roman"/>
-                <w:szCs w:val="26"/>
-              </w:rPr>
+            <w:r>
               <w:t>views/tab1_survey.py</w:t>
             </w:r>
           </w:p>
         </w:tc>
         <w:tc>
           <w:tcPr>
-            <w:tcW w:w="4320" w:type="dxa"/>
+            <w:tcW w:type="dxa" w:w="4320"/>
           </w:tcPr>
           <w:p>
-            <w:pPr>
-              <w:cnfStyle w:val="000000100000" w:firstRow="0" w:lastRow="0" w:firstColumn="0" w:lastColumn="0" w:oddVBand="0" w:evenVBand="0" w:oddHBand="1" w:evenHBand="0" w:firstRowFirstColumn="0" w:firstRowLastColumn="0" w:lastRowFirstColumn="0" w:lastRowLastColumn="0"/>
-              <w:rPr>
-                <w:rFonts w:cs="Times New Roman"/>
-                <w:szCs w:val="26"/>
-              </w:rPr>
-            </w:pPr>
-            <w:r>
-              <w:rPr>
-                <w:rFonts w:cs="Times New Roman"/>
-                <w:szCs w:val="26"/>
-              </w:rPr>
-              <w:t>Giao diện Khảo sát &amp; Dự đoán Ngành học: nhập MBTI, chọn khối thi, nhập điểm → gọi Hybrid Recommender.</w:t>
+            <w:r>
+              <w:t>Giao diện Khảo sát &amp; Dự đoán Ngành học: nhập MBTI, chọn khối điểm, hiển thị kết quả gợi ý kèm hình ảnh 3D.</w:t>
             </w:r>
           </w:p>
         </w:tc>
       </w:tr>
       <w:tr>
-        <w:trPr>
-          <w:cnfStyle w:val="000000010000" w:firstRow="0" w:lastRow="0" w:firstColumn="0" w:lastColumn="0" w:oddVBand="0" w:evenVBand="0" w:oddHBand="0" w:evenHBand="1" w:firstRowFirstColumn="0" w:firstRowLastColumn="0" w:lastRowFirstColumn="0" w:lastRowLastColumn="0"/>
-          <w:jc w:val="center"/>
-        </w:trPr>
         <w:tc>
           <w:tcPr>
-            <w:cnfStyle w:val="001000000000" w:firstRow="0" w:lastRow="0" w:firstColumn="1" w:lastColumn="0" w:oddVBand="0" w:evenVBand="0" w:oddHBand="0" w:evenHBand="0" w:firstRowFirstColumn="0" w:firstRowLastColumn="0" w:lastRowFirstColumn="0" w:lastRowLastColumn="0"/>
-            <w:tcW w:w="4320" w:type="dxa"/>
+            <w:tcW w:type="dxa" w:w="4320"/>
           </w:tcPr>
           <w:p>
-            <w:pPr>
-              <w:rPr>
-                <w:rFonts w:cs="Times New Roman"/>
-                <w:szCs w:val="26"/>
-              </w:rPr>
-            </w:pPr>
-            <w:r>
-              <w:rPr>
-                <w:rFonts w:cs="Times New Roman"/>
-                <w:szCs w:val="26"/>
-              </w:rPr>
+            <w:r>
               <w:t>views/tab2_mbti.py</w:t>
             </w:r>
           </w:p>
         </w:tc>
         <w:tc>
           <w:tcPr>
-            <w:tcW w:w="4320" w:type="dxa"/>
+            <w:tcW w:type="dxa" w:w="4320"/>
           </w:tcPr>
           <w:p>
-            <w:pPr>
-              <w:cnfStyle w:val="000000010000" w:firstRow="0" w:lastRow="0" w:firstColumn="0" w:lastColumn="0" w:oddVBand="0" w:evenVBand="0" w:oddHBand="0" w:evenHBand="1" w:firstRowFirstColumn="0" w:firstRowLastColumn="0" w:lastRowFirstColumn="0" w:lastRowLastColumn="0"/>
-              <w:rPr>
-                <w:rFonts w:cs="Times New Roman"/>
-                <w:szCs w:val="26"/>
-              </w:rPr>
-            </w:pPr>
-            <w:r>
-              <w:rPr>
-                <w:rFonts w:cs="Times New Roman"/>
-                <w:szCs w:val="26"/>
-              </w:rPr>
-              <w:t>Giao diện Trắc nghiệm MBTI 16 câu hỏi tương tác với kết quả thời gian thực.</w:t>
+            <w:r>
+              <w:t>Giao diện Trắc nghiệm MBTI 16 câu hỏi tương tác với kết quả phân loại tính cách.</w:t>
             </w:r>
           </w:p>
         </w:tc>
       </w:tr>
       <w:tr>
-        <w:trPr>
-          <w:cnfStyle w:val="000000100000" w:firstRow="0" w:lastRow="0" w:firstColumn="0" w:lastColumn="0" w:oddVBand="0" w:evenVBand="0" w:oddHBand="1" w:evenHBand="0" w:firstRowFirstColumn="0" w:firstRowLastColumn="0" w:lastRowFirstColumn="0" w:lastRowLastColumn="0"/>
-          <w:jc w:val="center"/>
-        </w:trPr>
         <w:tc>
           <w:tcPr>
-            <w:cnfStyle w:val="001000000000" w:firstRow="0" w:lastRow="0" w:firstColumn="1" w:lastColumn="0" w:oddVBand="0" w:evenVBand="0" w:oddHBand="0" w:evenHBand="0" w:firstRowFirstColumn="0" w:firstRowLastColumn="0" w:lastRowFirstColumn="0" w:lastRowLastColumn="0"/>
-            <w:tcW w:w="4320" w:type="dxa"/>
+            <w:tcW w:type="dxa" w:w="4320"/>
           </w:tcPr>
           <w:p>
-            <w:pPr>
-              <w:rPr>
-                <w:rFonts w:cs="Times New Roman"/>
-                <w:szCs w:val="26"/>
-              </w:rPr>
-            </w:pPr>
-            <w:r>
-              <w:rPr>
-                <w:rFonts w:cs="Times New Roman"/>
-                <w:szCs w:val="26"/>
-              </w:rPr>
+            <w:r>
               <w:t>views/tab3_xai.py</w:t>
             </w:r>
           </w:p>
         </w:tc>
         <w:tc>
           <w:tcPr>
-            <w:tcW w:w="4320" w:type="dxa"/>
+            <w:tcW w:type="dxa" w:w="4320"/>
           </w:tcPr>
           <w:p>
-            <w:pPr>
-              <w:cnfStyle w:val="000000100000" w:firstRow="0" w:lastRow="0" w:firstColumn="0" w:lastColumn="0" w:oddVBand="0" w:evenVBand="0" w:oddHBand="1" w:evenHBand="0" w:firstRowFirstColumn="0" w:firstRowLastColumn="0" w:lastRowFirstColumn="0" w:lastRowLastColumn="0"/>
-              <w:rPr>
-                <w:rFonts w:cs="Times New Roman"/>
-                <w:szCs w:val="26"/>
-              </w:rPr>
-            </w:pPr>
-            <w:r>
-              <w:rPr>
-                <w:rFonts w:cs="Times New Roman"/>
-                <w:szCs w:val="26"/>
-              </w:rPr>
-              <w:t>Module Giải thích AI (XAI): biểu đồ Feature Importances từ Random Forest.</w:t>
+            <w:r>
+              <w:t>Module Giải thích AI (XAI): biểu đồ Feature Importances từ Random Forest, KNN Neighbors.</w:t>
             </w:r>
           </w:p>
         </w:tc>
       </w:tr>
       <w:tr>
-        <w:trPr>
-          <w:cnfStyle w:val="000000010000" w:firstRow="0" w:lastRow="0" w:firstColumn="0" w:lastColumn="0" w:oddVBand="0" w:evenVBand="0" w:oddHBand="0" w:evenHBand="1" w:firstRowFirstColumn="0" w:firstRowLastColumn="0" w:lastRowFirstColumn="0" w:lastRowLastColumn="0"/>
-          <w:jc w:val="center"/>
-        </w:trPr>
         <w:tc>
           <w:tcPr>
-            <w:cnfStyle w:val="001000000000" w:firstRow="0" w:lastRow="0" w:firstColumn="1" w:lastColumn="0" w:oddVBand="0" w:evenVBand="0" w:oddHBand="0" w:evenHBand="0" w:firstRowFirstColumn="0" w:firstRowLastColumn="0" w:lastRowFirstColumn="0" w:lastRowLastColumn="0"/>
-            <w:tcW w:w="4320" w:type="dxa"/>
+            <w:tcW w:type="dxa" w:w="4320"/>
           </w:tcPr>
           <w:p>
-            <w:pPr>
-              <w:rPr>
-                <w:rFonts w:cs="Times New Roman"/>
-                <w:szCs w:val="26"/>
-              </w:rPr>
-            </w:pPr>
-            <w:r>
-              <w:rPr>
-                <w:rFonts w:cs="Times New Roman"/>
-                <w:szCs w:val="26"/>
-              </w:rPr>
+            <w:r>
               <w:t>views/admin_dashboard.py</w:t>
             </w:r>
           </w:p>
         </w:tc>
         <w:tc>
           <w:tcPr>
-            <w:tcW w:w="4320" w:type="dxa"/>
+            <w:tcW w:type="dxa" w:w="4320"/>
           </w:tcPr>
           <w:p>
-            <w:pPr>
-              <w:cnfStyle w:val="000000010000" w:firstRow="0" w:lastRow="0" w:firstColumn="0" w:lastColumn="0" w:oddVBand="0" w:evenVBand="0" w:oddHBand="0" w:evenHBand="1" w:firstRowFirstColumn="0" w:firstRowLastColumn="0" w:lastRowFirstColumn="0" w:lastRowLastColumn="0"/>
-            </w:pPr>
-            <w:r>
-              <w:t>Dashboard quản trị: Đăng nhập bằng Firebase Auth (Email/Password), CRUD câu hỏi MBTI, Upload hình ảnh, Thống kê lượt sử dụng. Mọi thay đổi đồng bộ real-time lên Firestore.</w:t>
+            <w:r>
+              <w:t>Dashboard quản trị: Đăng nhập bằng Firebase Auth, CRUD câu hỏi MBTI, quản lý trường THPT, hình ảnh ngành/MBTI, cấu hình Chatbot.</w:t>
             </w:r>
           </w:p>
         </w:tc>
       </w:tr>
       <w:tr>
-        <w:trPr>
-          <w:cnfStyle w:val="000000100000" w:firstRow="0" w:lastRow="0" w:firstColumn="0" w:lastColumn="0" w:oddVBand="0" w:evenVBand="0" w:oddHBand="1" w:evenHBand="0" w:firstRowFirstColumn="0" w:firstRowLastColumn="0" w:lastRowFirstColumn="0" w:lastRowLastColumn="0"/>
-          <w:jc w:val="center"/>
-        </w:trPr>
         <w:tc>
           <w:tcPr>
-            <w:cnfStyle w:val="001000000000" w:firstRow="0" w:lastRow="0" w:firstColumn="1" w:lastColumn="0" w:oddVBand="0" w:evenVBand="0" w:oddHBand="0" w:evenHBand="0" w:firstRowFirstColumn="0" w:firstRowLastColumn="0" w:lastRowFirstColumn="0" w:lastRowLastColumn="0"/>
-            <w:tcW w:w="4320" w:type="dxa"/>
+            <w:tcW w:type="dxa" w:w="4320"/>
           </w:tcPr>
           <w:p>
-            <w:pPr>
-              <w:rPr>
-                <w:rFonts w:cs="Times New Roman"/>
-                <w:szCs w:val="26"/>
-              </w:rPr>
-            </w:pPr>
-            <w:r>
-              <w:rPr>
-                <w:rFonts w:cs="Times New Roman"/>
-                <w:szCs w:val="26"/>
-              </w:rPr>
-              <w:t>scripts/train_model.py</w:t>
+            <w:r>
+              <w:t>views/chatbot_widget.py</w:t>
             </w:r>
           </w:p>
         </w:tc>
         <w:tc>
           <w:tcPr>
-            <w:tcW w:w="4320" w:type="dxa"/>
+            <w:tcW w:type="dxa" w:w="4320"/>
           </w:tcPr>
           <w:p>
-            <w:pPr>
-              <w:cnfStyle w:val="000000100000" w:firstRow="0" w:lastRow="0" w:firstColumn="0" w:lastColumn="0" w:oddVBand="0" w:evenVBand="0" w:oddHBand="1" w:evenHBand="0" w:firstRowFirstColumn="0" w:firstRowLastColumn="0" w:lastRowFirstColumn="0" w:lastRowLastColumn="0"/>
-              <w:rPr>
-                <w:rFonts w:cs="Times New Roman"/>
-                <w:szCs w:val="26"/>
-              </w:rPr>
-            </w:pPr>
-            <w:r>
-              <w:rPr>
-                <w:rFonts w:cs="Times New Roman"/>
-                <w:szCs w:val="26"/>
-              </w:rPr>
-              <w:t>Pipeline huấn luyện 3 mô hình ML với Feature Engineering, GridSearchCV, xuất .joblib.</w:t>
+            <w:r>
+              <w:t>Component Chatbot nổi (Floating Widget): Tích hợp Google Gemini AI, giao diện bong bóng chat, câu hỏi gợi ý mặc định.</w:t>
             </w:r>
           </w:p>
         </w:tc>
       </w:tr>
       <w:tr>
-        <w:trPr>
-          <w:cnfStyle w:val="000000010000" w:firstRow="0" w:lastRow="0" w:firstColumn="0" w:lastColumn="0" w:oddVBand="0" w:evenVBand="0" w:oddHBand="0" w:evenHBand="1" w:firstRowFirstColumn="0" w:firstRowLastColumn="0" w:lastRowFirstColumn="0" w:lastRowLastColumn="0"/>
-          <w:jc w:val="center"/>
-        </w:trPr>
         <w:tc>
           <w:tcPr>
-            <w:cnfStyle w:val="001000000000" w:firstRow="0" w:lastRow="0" w:firstColumn="1" w:lastColumn="0" w:oddVBand="0" w:evenVBand="0" w:oddHBand="0" w:evenHBand="0" w:firstRowFirstColumn="0" w:firstRowLastColumn="0" w:lastRowFirstColumn="0" w:lastRowLastColumn="0"/>
-            <w:tcW w:w="4320" w:type="dxa"/>
+            <w:tcW w:type="dxa" w:w="4320"/>
           </w:tcPr>
           <w:p>
-            <w:pPr>
-              <w:rPr>
-                <w:rFonts w:cs="Times New Roman"/>
-                <w:szCs w:val="26"/>
-              </w:rPr>
-            </w:pPr>
-            <w:r>
-              <w:rPr>
-                <w:rFonts w:cs="Times New Roman"/>
-                <w:szCs w:val="26"/>
-              </w:rPr>
-              <w:t>scripts/hybrid_recommender.py</w:t>
+            <w:r>
+              <w:t>views/sidebar.py</w:t>
             </w:r>
           </w:p>
         </w:tc>
         <w:tc>
           <w:tcPr>
-            <w:tcW w:w="4320" w:type="dxa"/>
+            <w:tcW w:type="dxa" w:w="4320"/>
           </w:tcPr>
           <w:p>
-            <w:pPr>
-              <w:cnfStyle w:val="000000010000" w:firstRow="0" w:lastRow="0" w:firstColumn="0" w:lastColumn="0" w:oddVBand="0" w:evenVBand="0" w:oddHBand="0" w:evenHBand="1" w:firstRowFirstColumn="0" w:firstRowLastColumn="0" w:lastRowFirstColumn="0" w:lastRowLastColumn="0"/>
-              <w:rPr>
-                <w:rFonts w:cs="Times New Roman"/>
-                <w:szCs w:val="26"/>
-              </w:rPr>
-            </w:pPr>
-            <w:r>
-              <w:rPr>
-                <w:rFonts w:cs="Times New Roman"/>
-                <w:szCs w:val="26"/>
-              </w:rPr>
-              <w:t>Module thuật toán Gợi ý Lai (Content-Based 60% + Collaborative Filtering 40%).</w:t>
+            <w:r>
+              <w:t>Render sidebar cài đặt thông số mô hình.</w:t>
             </w:r>
           </w:p>
         </w:tc>
       </w:tr>
       <w:tr>
-        <w:trPr>
-          <w:cnfStyle w:val="000000100000" w:firstRow="0" w:lastRow="0" w:firstColumn="0" w:lastColumn="0" w:oddVBand="0" w:evenVBand="0" w:oddHBand="1" w:evenHBand="0" w:firstRowFirstColumn="0" w:firstRowLastColumn="0" w:lastRowFirstColumn="0" w:lastRowLastColumn="0"/>
-          <w:jc w:val="center"/>
-        </w:trPr>
         <w:tc>
           <w:tcPr>
-            <w:cnfStyle w:val="001000000000" w:firstRow="0" w:lastRow="0" w:firstColumn="1" w:lastColumn="0" w:oddVBand="0" w:evenVBand="0" w:oddHBand="0" w:evenHBand="0" w:firstRowFirstColumn="0" w:firstRowLastColumn="0" w:lastRowFirstColumn="0" w:lastRowLastColumn="0"/>
-            <w:tcW w:w="4320" w:type="dxa"/>
+            <w:tcW w:type="dxa" w:w="4320"/>
           </w:tcPr>
           <w:p>
-            <w:pPr>
-              <w:rPr>
-                <w:rFonts w:cs="Times New Roman"/>
-                <w:szCs w:val="26"/>
-              </w:rPr>
-            </w:pPr>
-            <w:r>
-              <w:rPr>
-                <w:rFonts w:cs="Times New Roman"/>
-                <w:szCs w:val="26"/>
-              </w:rPr>
-              <w:t>scripts/data_augmentation.py</w:t>
+            <w:r>
+              <w:t>scripts/train_model.py</w:t>
             </w:r>
           </w:p>
         </w:tc>
         <w:tc>
           <w:tcPr>
-            <w:tcW w:w="4320" w:type="dxa"/>
+            <w:tcW w:type="dxa" w:w="4320"/>
           </w:tcPr>
           <w:p>
-            <w:pPr>
-              <w:cnfStyle w:val="000000100000" w:firstRow="0" w:lastRow="0" w:firstColumn="0" w:lastColumn="0" w:oddVBand="0" w:evenVBand="0" w:oddHBand="1" w:evenHBand="0" w:firstRowFirstColumn="0" w:firstRowLastColumn="0" w:lastRowFirstColumn="0" w:lastRowLastColumn="0"/>
-              <w:rPr>
-                <w:rFonts w:cs="Times New Roman"/>
-                <w:szCs w:val="26"/>
-              </w:rPr>
-            </w:pPr>
-            <w:r>
-              <w:rPr>
-                <w:rFonts w:cs="Times New Roman"/>
-                <w:szCs w:val="26"/>
-              </w:rPr>
-              <w:t>Script tăng cường dữ liệu: Gaussian Noise + Mean Shift theo phổ điểm BGD.</w:t>
+            <w:r>
+              <w:t>Pipeline huấn luyện 3 mô hình ML với Feature Engineering, GridSearchCV, Stratified Split.</w:t>
             </w:r>
           </w:p>
         </w:tc>
       </w:tr>
       <w:tr>
-        <w:trPr>
-          <w:cnfStyle w:val="000000010000" w:firstRow="0" w:lastRow="0" w:firstColumn="0" w:lastColumn="0" w:oddVBand="0" w:evenVBand="0" w:oddHBand="0" w:evenHBand="1" w:firstRowFirstColumn="0" w:firstRowLastColumn="0" w:lastRowFirstColumn="0" w:lastRowLastColumn="0"/>
-          <w:jc w:val="center"/>
-        </w:trPr>
         <w:tc>
           <w:tcPr>
-            <w:cnfStyle w:val="001000000000" w:firstRow="0" w:lastRow="0" w:firstColumn="1" w:lastColumn="0" w:oddVBand="0" w:evenVBand="0" w:oddHBand="0" w:evenHBand="0" w:firstRowFirstColumn="0" w:firstRowLastColumn="0" w:lastRowFirstColumn="0" w:lastRowLastColumn="0"/>
-            <w:tcW w:w="4320" w:type="dxa"/>
+            <w:tcW w:type="dxa" w:w="4320"/>
           </w:tcPr>
           <w:p>
-            <w:pPr>
-              <w:rPr>
-                <w:rFonts w:cs="Times New Roman"/>
-                <w:szCs w:val="26"/>
-              </w:rPr>
-            </w:pPr>
-            <w:r>
-              <w:rPr>
-                <w:rFonts w:cs="Times New Roman"/>
-                <w:szCs w:val="26"/>
-              </w:rPr>
-              <w:t>data/student_data.csv</w:t>
+            <w:r>
+              <w:t>scripts/hybrid_recommender.py</w:t>
             </w:r>
           </w:p>
         </w:tc>
         <w:tc>
           <w:tcPr>
-            <w:tcW w:w="4320" w:type="dxa"/>
+            <w:tcW w:type="dxa" w:w="4320"/>
           </w:tcPr>
           <w:p>
-            <w:pPr>
-              <w:cnfStyle w:val="000000010000" w:firstRow="0" w:lastRow="0" w:firstColumn="0" w:lastColumn="0" w:oddVBand="0" w:evenVBand="0" w:oddHBand="0" w:evenHBand="1" w:firstRowFirstColumn="0" w:firstRowLastColumn="0" w:lastRowFirstColumn="0" w:lastRowLastColumn="0"/>
-              <w:rPr>
-                <w:rFonts w:cs="Times New Roman"/>
-                <w:szCs w:val="26"/>
-              </w:rPr>
-            </w:pPr>
-            <w:r>
-              <w:rPr>
-                <w:rFonts w:cs="Times New Roman"/>
-                <w:szCs w:val="26"/>
-              </w:rPr>
-              <w:t>Bộ dữ liệu huấn luyện chính (8.000 hồ sơ).</w:t>
+            <w:r>
+              <w:t>Module thuật toán Gợi ý Lai (Content-Based 60% + Collaborative Filtering 40%).</w:t>
             </w:r>
           </w:p>
         </w:tc>
       </w:tr>
       <w:tr>
-        <w:trPr>
-          <w:cnfStyle w:val="000000100000" w:firstRow="0" w:lastRow="0" w:firstColumn="0" w:lastColumn="0" w:oddVBand="0" w:evenVBand="0" w:oddHBand="1" w:evenHBand="0" w:firstRowFirstColumn="0" w:firstRowLastColumn="0" w:lastRowFirstColumn="0" w:lastRowLastColumn="0"/>
-          <w:jc w:val="center"/>
-        </w:trPr>
         <w:tc>
           <w:tcPr>
-            <w:cnfStyle w:val="001000000000" w:firstRow="0" w:lastRow="0" w:firstColumn="1" w:lastColumn="0" w:oddVBand="0" w:evenVBand="0" w:oddHBand="0" w:evenHBand="0" w:firstRowFirstColumn="0" w:firstRowLastColumn="0" w:lastRowFirstColumn="0" w:lastRowLastColumn="0"/>
-            <w:tcW w:w="4320" w:type="dxa"/>
+            <w:tcW w:type="dxa" w:w="4320"/>
           </w:tcPr>
           <w:p>
-            <w:pPr>
-              <w:rPr>
-                <w:rFonts w:cs="Times New Roman"/>
-                <w:szCs w:val="26"/>
-              </w:rPr>
-            </w:pPr>
-            <w:r>
-              <w:rPr>
-                <w:rFonts w:cs="Times New Roman"/>
-                <w:szCs w:val="26"/>
-              </w:rPr>
-              <w:t>data/questions/mbti_questions.json</w:t>
+            <w:r>
+              <w:t>scripts/merge_raw_data.py</w:t>
             </w:r>
           </w:p>
         </w:tc>
         <w:tc>
           <w:tcPr>
-            <w:tcW w:w="4320" w:type="dxa"/>
+            <w:tcW w:type="dxa" w:w="4320"/>
           </w:tcPr>
           <w:p>
-            <w:pPr>
-              <w:cnfStyle w:val="000000100000" w:firstRow="0" w:lastRow="0" w:firstColumn="0" w:lastColumn="0" w:oddVBand="0" w:evenVBand="0" w:oddHBand="1" w:evenHBand="0" w:firstRowFirstColumn="0" w:firstRowLastColumn="0" w:lastRowFirstColumn="0" w:lastRowLastColumn="0"/>
-            </w:pPr>
-            <w:r>
-              <w:t>Cơ sở dữ liệu câu hỏi trắc nghiệm MBTI (file fallback cục bộ). Dữ liệu chính hiện được quản lý tập trung trên Firebase Firestore, file JSON chỉ dùng để Auto-Seed khi Firestore trống.</w:t>
+            <w:r>
+              <w:t>Script kết hợp dữ liệu từ nhiều nguồn thô.</w:t>
             </w:r>
           </w:p>
         </w:tc>
       </w:tr>
       <w:tr>
-        <w:trPr>
-          <w:cnfStyle w:val="000000010000" w:firstRow="0" w:lastRow="0" w:firstColumn="0" w:lastColumn="0" w:oddVBand="0" w:evenVBand="0" w:oddHBand="0" w:evenHBand="1" w:firstRowFirstColumn="0" w:firstRowLastColumn="0" w:lastRowFirstColumn="0" w:lastRowLastColumn="0"/>
-          <w:jc w:val="center"/>
-        </w:trPr>
         <w:tc>
           <w:tcPr>
-            <w:cnfStyle w:val="001000000000" w:firstRow="0" w:lastRow="0" w:firstColumn="1" w:lastColumn="0" w:oddVBand="0" w:evenVBand="0" w:oddHBand="0" w:evenHBand="0" w:firstRowFirstColumn="0" w:firstRowLastColumn="0" w:lastRowFirstColumn="0" w:lastRowLastColumn="0"/>
-            <w:tcW w:w="4320" w:type="dxa"/>
+            <w:tcW w:type="dxa" w:w="4320"/>
           </w:tcPr>
           <w:p>
-            <w:pPr>
-              <w:rPr>
-                <w:rFonts w:cs="Times New Roman"/>
-                <w:szCs w:val="26"/>
-              </w:rPr>
-            </w:pPr>
-            <w:r>
-              <w:rPr>
-                <w:rFonts w:cs="Times New Roman"/>
-                <w:szCs w:val="26"/>
-              </w:rPr>
-              <w:t>model/*.joblib</w:t>
+            <w:r>
+              <w:t>scripts/data_augmentation.py</w:t>
             </w:r>
           </w:p>
         </w:tc>
         <w:tc>
           <w:tcPr>
-            <w:tcW w:w="4320" w:type="dxa"/>
+            <w:tcW w:type="dxa" w:w="4320"/>
           </w:tcPr>
           <w:p>
-            <w:pPr>
-              <w:cnfStyle w:val="000000010000" w:firstRow="0" w:lastRow="0" w:firstColumn="0" w:lastColumn="0" w:oddVBand="0" w:evenVBand="0" w:oddHBand="0" w:evenHBand="1" w:firstRowFirstColumn="0" w:firstRowLastColumn="0" w:lastRowFirstColumn="0" w:lastRowLastColumn="0"/>
-              <w:rPr>
-                <w:rFonts w:cs="Times New Roman"/>
-                <w:szCs w:val="26"/>
-              </w:rPr>
-            </w:pPr>
-            <w:r>
-              <w:rPr>
-                <w:rFonts w:cs="Times New Roman"/>
-                <w:szCs w:val="26"/>
-              </w:rPr>
-              <w:t xml:space="preserve">Các file Pipeline mô hình đã huấn </w:t>
-            </w:r>
-            <w:r>
-              <w:rPr>
-                <w:rFonts w:cs="Times New Roman"/>
-                <w:szCs w:val="26"/>
-              </w:rPr>
-              <w:lastRenderedPageBreak/>
-              <w:t>luyện: RF, DT, SVM, Preprocessor, Target Encoder.</w:t>
+            <w:r>
+              <w:t>Script tăng cường dữ liệu: Gaussian Noise + Mean Shift theo phổ điểm Bộ GD-ĐT 2023.</w:t>
             </w:r>
           </w:p>
         </w:tc>
       </w:tr>
       <w:tr>
-        <w:trPr>
-          <w:cnfStyle w:val="000000100000" w:firstRow="0" w:lastRow="0" w:firstColumn="0" w:lastColumn="0" w:oddVBand="0" w:evenVBand="0" w:oddHBand="1" w:evenHBand="0" w:firstRowFirstColumn="0" w:firstRowLastColumn="0" w:lastRowFirstColumn="0" w:lastRowLastColumn="0"/>
-          <w:jc w:val="center"/>
-        </w:trPr>
         <w:tc>
           <w:tcPr>
-            <w:cnfStyle w:val="001000000000" w:firstRow="0" w:lastRow="0" w:firstColumn="1" w:lastColumn="0" w:oddVBand="0" w:evenVBand="0" w:oddHBand="0" w:evenHBand="0" w:firstRowFirstColumn="0" w:firstRowLastColumn="0" w:lastRowFirstColumn="0" w:lastRowLastColumn="0"/>
-            <w:tcW w:w="4320" w:type="dxa"/>
+            <w:tcW w:type="dxa" w:w="4320"/>
           </w:tcPr>
           <w:p>
-            <w:pPr>
-              <w:rPr>
-                <w:rFonts w:cs="Times New Roman"/>
-                <w:szCs w:val="26"/>
-              </w:rPr>
-            </w:pPr>
-            <w:r>
-              <w:rPr>
-                <w:rFonts w:cs="Times New Roman"/>
-                <w:szCs w:val="26"/>
-              </w:rPr>
-              <w:lastRenderedPageBreak/>
-              <w:t>.streamlit/secrets.toml</w:t>
+            <w:r>
+              <w:t>data/student_data.csv</w:t>
             </w:r>
           </w:p>
         </w:tc>
         <w:tc>
           <w:tcPr>
-            <w:tcW w:w="4320" w:type="dxa"/>
+            <w:tcW w:type="dxa" w:w="4320"/>
           </w:tcPr>
           <w:p>
-            <w:pPr>
-              <w:cnfStyle w:val="000000100000" w:firstRow="0" w:lastRow="0" w:firstColumn="0" w:lastColumn="0" w:oddVBand="0" w:evenVBand="0" w:oddHBand="1" w:evenHBand="0" w:firstRowFirstColumn="0" w:firstRowLastColumn="0" w:lastRowFirstColumn="0" w:lastRowLastColumn="0"/>
-            </w:pPr>
-            <w:r>
-              <w:t>Lưu trữ Firebase API Key và Service Account (Private Key, Project ID, Client Email...). Được Git Ignored để bảo mật tuyệt đối.</w:t>
+            <w:r>
+              <w:t>Bộ dữ liệu huấn luyện chính (~8.000 hồ sơ).</w:t>
             </w:r>
           </w:p>
         </w:tc>
       </w:tr>
       <w:tr>
-        <w:trPr>
-          <w:cnfStyle w:val="000000010000" w:firstRow="0" w:lastRow="0" w:firstColumn="0" w:lastColumn="0" w:oddVBand="0" w:evenVBand="0" w:oddHBand="0" w:evenHBand="1" w:firstRowFirstColumn="0" w:firstRowLastColumn="0" w:lastRowFirstColumn="0" w:lastRowLastColumn="0"/>
-          <w:jc w:val="center"/>
-        </w:trPr>
         <w:tc>
           <w:tcPr>
-            <w:cnfStyle w:val="001000000000" w:firstRow="0" w:lastRow="0" w:firstColumn="1" w:lastColumn="0" w:oddVBand="0" w:evenVBand="0" w:oddHBand="0" w:evenHBand="0" w:firstRowFirstColumn="0" w:firstRowLastColumn="0" w:lastRowFirstColumn="0" w:lastRowLastColumn="0"/>
-            <w:tcW w:w="4320" w:type="dxa"/>
+            <w:tcW w:type="dxa" w:w="4320"/>
           </w:tcPr>
           <w:p>
             <w:r>
-              <w:t>utils/firebase_client.py</w:t>
+              <w:t>data/questions/mbti_questions.json</w:t>
             </w:r>
           </w:p>
         </w:tc>
         <w:tc>
           <w:tcPr>
-            <w:tcW w:w="4320" w:type="dxa"/>
+            <w:tcW w:type="dxa" w:w="4320"/>
           </w:tcPr>
           <w:p>
-            <w:pPr>
-              <w:cnfStyle w:val="000000010000" w:firstRow="0" w:lastRow="0" w:firstColumn="0" w:lastColumn="0" w:oddVBand="0" w:evenVBand="0" w:oddHBand="0" w:evenHBand="1" w:firstRowFirstColumn="0" w:firstRowLastColumn="0" w:lastRowFirstColumn="0" w:lastRowLastColumn="0"/>
-            </w:pPr>
-            <w:r>
-              <w:t>Module kết nối Firebase: Khởi tạo Firestore Client từ Service Account (st.secrets), cung cấp các hàm CRUD dữ liệu Cloud (get/set config), xác thực Admin qua Firebase Auth REST API, và ghi nhật ký sử dụng/dự đoán lên Cloud.</w:t>
+            <w:r>
+              <w:t>Cơ sở dữ liệu câu hỏi trắc nghiệm MBTI (file fallback cục bộ).</w:t>
+            </w:r>
+          </w:p>
+        </w:tc>
+      </w:tr>
+      <w:tr>
+        <w:tc>
+          <w:tcPr>
+            <w:tcW w:type="dxa" w:w="4320"/>
+          </w:tcPr>
+          <w:p>
+            <w:r>
+              <w:t>data/major_image_mapping.json</w:t>
+            </w:r>
+          </w:p>
+        </w:tc>
+        <w:tc>
+          <w:tcPr>
+            <w:tcW w:type="dxa" w:w="4320"/>
+          </w:tcPr>
+          <w:p>
+            <w:r>
+              <w:t>Cấu hình mapping giữa tên nhóm ngành và file ảnh đại diện.</w:t>
+            </w:r>
+          </w:p>
+        </w:tc>
+      </w:tr>
+      <w:tr>
+        <w:tc>
+          <w:tcPr>
+            <w:tcW w:type="dxa" w:w="4320"/>
+          </w:tcPr>
+          <w:p>
+            <w:r>
+              <w:t>assets/mbti_assets.py</w:t>
+            </w:r>
+          </w:p>
+        </w:tc>
+        <w:tc>
+          <w:tcPr>
+            <w:tcW w:type="dxa" w:w="4320"/>
+          </w:tcPr>
+          <w:p>
+            <w:r>
+              <w:t>Module xử lý dữ liệu logic MBTI &amp; Ngành học, đồng bộ Cloudinary &amp; Firebase.</w:t>
+            </w:r>
+          </w:p>
+        </w:tc>
+      </w:tr>
+      <w:tr>
+        <w:tc>
+          <w:tcPr>
+            <w:tcW w:type="dxa" w:w="4320"/>
+          </w:tcPr>
+          <w:p>
+            <w:r>
+              <w:t>assets/images/</w:t>
+            </w:r>
+          </w:p>
+        </w:tc>
+        <w:tc>
+          <w:tcPr>
+            <w:tcW w:type="dxa" w:w="4320"/>
+          </w:tcPr>
+          <w:p>
+            <w:r>
+              <w:t>Thư mục chứa ảnh 3D đại diện cho 12 nhóm ngành và 16 nhóm tính cách MBTI.</w:t>
+            </w:r>
+          </w:p>
+        </w:tc>
+      </w:tr>
+      <w:tr>
+        <w:tc>
+          <w:tcPr>
+            <w:tcW w:type="dxa" w:w="4320"/>
+          </w:tcPr>
+          <w:p>
+            <w:r>
+              <w:t>model/*.joblib</w:t>
+            </w:r>
+          </w:p>
+        </w:tc>
+        <w:tc>
+          <w:tcPr>
+            <w:tcW w:type="dxa" w:w="4320"/>
+          </w:tcPr>
+          <w:p>
+            <w:r>
+              <w:t>Các file Pipeline mô hình đã huấn luyện: RF, DT, SVM, Preprocessor, Target Encoder.</w:t>
+            </w:r>
+          </w:p>
+        </w:tc>
+      </w:tr>
+      <w:tr>
+        <w:tc>
+          <w:tcPr>
+            <w:tcW w:type="dxa" w:w="4320"/>
+          </w:tcPr>
+          <w:p>
+            <w:r>
+              <w:t>utils/firebase_client.py</w:t>
+            </w:r>
+          </w:p>
+        </w:tc>
+        <w:tc>
+          <w:tcPr>
+            <w:tcW w:type="dxa" w:w="4320"/>
+          </w:tcPr>
+          <w:p>
+            <w:r>
+              <w:t>Module kết nối Firebase: Khởi tạo Firestore Client, CRUD cấu hình, Auth API.</w:t>
+            </w:r>
+          </w:p>
+        </w:tc>
+      </w:tr>
+      <w:tr>
+        <w:tc>
+          <w:tcPr>
+            <w:tcW w:type="dxa" w:w="4320"/>
+          </w:tcPr>
+          <w:p>
+            <w:r>
+              <w:t>utils/cloudinary_client.py</w:t>
+            </w:r>
+          </w:p>
+        </w:tc>
+        <w:tc>
+          <w:tcPr>
+            <w:tcW w:type="dxa" w:w="4320"/>
+          </w:tcPr>
+          <w:p>
+            <w:r>
+              <w:t>Module quản lý ảnh với Cloudinary CDN: Upload, Sync, Cache URL.</w:t>
+            </w:r>
+          </w:p>
+        </w:tc>
+      </w:tr>
+      <w:tr>
+        <w:tc>
+          <w:tcPr>
+            <w:tcW w:type="dxa" w:w="4320"/>
+          </w:tcPr>
+          <w:p>
+            <w:r>
+              <w:t>docs/</w:t>
+            </w:r>
+          </w:p>
+        </w:tc>
+        <w:tc>
+          <w:tcPr>
+            <w:tcW w:type="dxa" w:w="4320"/>
+          </w:tcPr>
+          <w:p>
+            <w:r>
+              <w:t>Thư mục chứa tài liệu báo cáo khóa luận và slide bảo vệ.</w:t>
+            </w:r>
+          </w:p>
+        </w:tc>
+      </w:tr>
+      <w:tr>
+        <w:tc>
+          <w:tcPr>
+            <w:tcW w:type="dxa" w:w="4320"/>
+          </w:tcPr>
+          <w:p>
+            <w:r>
+              <w:t>.streamlit/secrets.toml</w:t>
+            </w:r>
+          </w:p>
+        </w:tc>
+        <w:tc>
+          <w:tcPr>
+            <w:tcW w:type="dxa" w:w="4320"/>
+          </w:tcPr>
+          <w:p>
+            <w:r>
+              <w:t>Lưu trữ Firebase, Cloudinary, Gemini API Keys (Git Ignored).</w:t>
             </w:r>
           </w:p>
         </w:tc>
@@ -4349,6 +4290,86 @@
           <w:szCs w:val="26"/>
         </w:rPr>
       </w:pPr>
+    </w:p>
+    <w:p>
+      <w:pPr>
+        <w:pStyle w:val="Heading1"/>
+      </w:pPr>
+      <w:r>
+        <w:t>PHẦN 6: TÍCH HỢP TRỢ LÝ ẢO AI (GEMINI CHATBOT)</w:t>
+      </w:r>
+    </w:p>
+    <w:p>
+      <w:pPr>
+        <w:pStyle w:val="Heading2"/>
+      </w:pPr>
+      <w:r>
+        <w:t>6.1. Kiến trúc Chatbot</w:t>
+      </w:r>
+    </w:p>
+    <w:p>
+      <w:r>
+        <w:t>Hệ thống tích hợp Trợ lý ảo AI thông qua Google Gemini API (SDK google-genai), cho phép sinh viên tương tác trực tiếp để được tư vấn về ngành nghề, tuyển sinh và tâm lý học đường. Chatbot được thiết kế dưới dạng Floating Widget — một nút bấm tròn nổi ở góc dưới bên phải màn hình, khi nhấn sẽ mở cửa sổ hội thoại dạng bong bóng chat.</w:t>
+      </w:r>
+    </w:p>
+    <w:p>
+      <w:pPr>
+        <w:pStyle w:val="Heading2"/>
+      </w:pPr>
+      <w:r>
+        <w:t>6.2. Giao diện và Trải nghiệm người dùng</w:t>
+      </w:r>
+    </w:p>
+    <w:p>
+      <w:r>
+        <w:t>• Icon nút chat: Sử dụng ảnh Robot 3D chuyên nghiệp, bo tròn hoàn hảo, có hiệu ứng đổ bóng và animation nhấp nháy nhẹ thu hút sự chú ý.</w:t>
+        <w:br/>
+        <w:t>• Cửa sổ chat: Giao diện bong bóng tin nhắn (Chat Bubble) với avatar AI và Student riêng biệt, bo góc mềm mại, đổ bóng chuyên nghiệp, tự động cuộn tới tin nhắn mới nhất.</w:t>
+        <w:br/>
+        <w:t>• Câu hỏi gợi ý mặc định: Quản trị viên có thể tùy chỉnh danh sách câu hỏi gợi ý hiển thị sẵn cho người dùng thông qua Admin Dashboard, đồng bộ Firebase theo thời gian thực.</w:t>
+      </w:r>
+    </w:p>
+    <w:p>
+      <w:pPr>
+        <w:pStyle w:val="Heading2"/>
+      </w:pPr>
+      <w:r>
+        <w:t>6.3. Quản trị Chatbot</w:t>
+      </w:r>
+    </w:p>
+    <w:p>
+      <w:r>
+        <w:t>Trong Admin Dashboard, quản trị viên có thể:</w:t>
+        <w:br/>
+        <w:t>• Bật/tắt hiển thị Chatbot trên trang người dùng.</w:t>
+        <w:br/>
+        <w:t>• Thêm/sửa/xóa câu hỏi gợi ý mặc định (hiển thị hoặc ẩn từng câu).</w:t>
+        <w:br/>
+        <w:t>• Tải lên file Excel/CSV chứa danh sách câu hỏi trắc nghiệm MBTI hàng loạt.</w:t>
+        <w:br/>
+        <w:t>• Mọi thay đổi được đồng bộ ngay tức thì lên Firebase Firestore.</w:t>
+      </w:r>
+    </w:p>
+    <w:p>
+      <w:pPr>
+        <w:pStyle w:val="Heading1"/>
+      </w:pPr>
+      <w:r>
+        <w:t>PHẦN 7: QUẢN LÝ HÌNH ẢNH VỚI CLOUDINARY CDN</w:t>
+      </w:r>
+    </w:p>
+    <w:p>
+      <w:r>
+        <w:t>Toàn bộ hình ảnh đại diện cho 16 nhóm tính cách MBTI và 12 nhóm ngành học được lưu trữ và phân phối qua Cloudinary CDN, đảm bảo:</w:t>
+        <w:br/>
+        <w:t>• Tốc độ tải hình ảnh nhanh trên mọi thiết bị và vùng địa lý.</w:t>
+        <w:br/>
+        <w:t>• Quản trị viên có thể thay đổi hình ảnh trực tiếp qua Admin Dashboard mà không cần can thiệp mã nguồn.</w:t>
+        <w:br/>
+        <w:t>• Hệ thống tự động fallback về ảnh cục bộ (assets/images/) nếu Cloudinary không khả dụng.</w:t>
+        <w:br/>
+        <w:t>• Cache thông minh (TTL = 1 giây) đảm bảo cập nhật gần như thời gian thực khi Admin thay đổi ảnh.</w:t>
+      </w:r>
     </w:p>
     <w:sectPr>
       <w:pgSz w:w="12240" w:h="15840"/>
